--- a/02_Word規程ドラフト/業務分掌規程_ドラフト.docx
+++ b/02_Word規程ドラフト/業務分掌規程_ドラフト.docx
@@ -84,19 +84,6 @@
     </w:p>
     <w:p>
       <w:pPr>
-        <w:pStyle w:val="Heading1"/>
-      </w:pPr>
-      <w:r>
-        <w:rPr>
-          <w:rFonts w:ascii="Arial Unicode MS" w:hAnsi="Arial Unicode MS" w:eastAsia="Arial Unicode MS" w:cs="Arial Unicode MS"/>
-          <w:b w:val="0"/>
-          <w:i w:val="0"/>
-        </w:rPr>
-        <w:t>第1章 総則</w:t>
-      </w:r>
-    </w:p>
-    <w:p>
-      <w:pPr>
         <w:pStyle w:val="Heading2"/>
       </w:pPr>
       <w:r>
@@ -118,7 +105,7 @@
           <w:b w:val="0"/>
           <w:i w:val="0"/>
         </w:rPr>
-        <w:t>本規程は、株式会社MoMoにおける各組織の業務分掌を定め、責任の所在を明確にし、業務の効率化及び内部牽制の確保を図ることを目的とする。</w:t>
+        <w:t>本規程は、株式会社MoMoの組織規程第4条に基づき、各組織単位が分掌する業務の範囲を明確にし、組織的かつ能率的な会社運営を図ることを目的とする。</w:t>
       </w:r>
     </w:p>
     <w:p>
@@ -131,7 +118,7 @@
           <w:b w:val="0"/>
           <w:i w:val="0"/>
         </w:rPr>
-        <w:t>第2条（適用範囲）</w:t>
+        <w:t>第2条（組織単位）</w:t>
       </w:r>
     </w:p>
     <w:p>
@@ -144,7 +131,7 @@
           <w:b w:val="0"/>
           <w:i w:val="0"/>
         </w:rPr>
-        <w:t>各組織の業務分掌は、法令、定款、組織規程その他別に定めるもののほか、本規程による。</w:t>
+        <w:t>本規程による組織単位は、組織規程第2条に定める組織で、組織図で示したものをいう。</w:t>
       </w:r>
     </w:p>
     <w:p>
@@ -157,7 +144,7 @@
           <w:b w:val="0"/>
           <w:i w:val="0"/>
         </w:rPr>
-        <w:t>第3条（相互協力）</w:t>
+        <w:t>第3条（業務分掌）</w:t>
       </w:r>
     </w:p>
     <w:p>
@@ -170,7 +157,153 @@
           <w:b w:val="0"/>
           <w:i w:val="0"/>
         </w:rPr>
+        <w:t>各組織単位が分掌する業務は、別表1のとおりとする。</w:t>
+      </w:r>
+    </w:p>
+    <w:p>
+      <w:pPr>
+        <w:pStyle w:val="ListNumber"/>
+        <w:spacing w:before="0" w:after="160" w:line="280" w:lineRule="auto"/>
+        <w:ind w:left="720" w:hanging="360"/>
+      </w:pPr>
+      <w:r>
+        <w:rPr>
+          <w:rFonts w:ascii="Arial Unicode MS" w:hAnsi="Arial Unicode MS" w:eastAsia="Arial Unicode MS" w:cs="Arial Unicode MS"/>
+          <w:b w:val="0"/>
+          <w:i w:val="0"/>
+        </w:rPr>
         <w:t>各組織は、自己の分掌業務を適切に遂行するとともに、他組織と連携し、会社全体の業務が円滑に進むよう協力する。</w:t>
+      </w:r>
+    </w:p>
+    <w:p>
+      <w:pPr>
+        <w:pStyle w:val="Heading2"/>
+      </w:pPr>
+      <w:r>
+        <w:rPr>
+          <w:rFonts w:ascii="Arial Unicode MS" w:hAnsi="Arial Unicode MS" w:eastAsia="Arial Unicode MS" w:cs="Arial Unicode MS"/>
+          <w:b w:val="0"/>
+          <w:i w:val="0"/>
+        </w:rPr>
+        <w:t>第4条（共通業務）</w:t>
+      </w:r>
+    </w:p>
+    <w:p>
+      <w:pPr>
+        <w:spacing w:before="0" w:after="120" w:line="264" w:lineRule="auto"/>
+      </w:pPr>
+      <w:r>
+        <w:rPr>
+          <w:rFonts w:ascii="Arial Unicode MS" w:hAnsi="Arial Unicode MS" w:eastAsia="Arial Unicode MS" w:cs="Arial Unicode MS"/>
+          <w:b w:val="0"/>
+          <w:i w:val="0"/>
+        </w:rPr>
+        <w:t>各組織単位は、別表1に定める個別業務のほか、次の共通業務を分掌する。</w:t>
+      </w:r>
+    </w:p>
+    <w:p>
+      <w:pPr>
+        <w:pStyle w:val="ListNumber"/>
+        <w:spacing w:before="0" w:after="160" w:line="280" w:lineRule="auto"/>
+        <w:ind w:left="720" w:hanging="360"/>
+      </w:pPr>
+      <w:r>
+        <w:rPr>
+          <w:rFonts w:ascii="Arial Unicode MS" w:hAnsi="Arial Unicode MS" w:eastAsia="Arial Unicode MS" w:cs="Arial Unicode MS"/>
+          <w:b w:val="0"/>
+          <w:i w:val="0"/>
+        </w:rPr>
+        <w:t>所管業務の計画、実績、課題の報告に関する事項</w:t>
+      </w:r>
+    </w:p>
+    <w:p>
+      <w:pPr>
+        <w:pStyle w:val="ListNumber"/>
+        <w:spacing w:before="0" w:after="160" w:line="280" w:lineRule="auto"/>
+        <w:ind w:left="720" w:hanging="360"/>
+      </w:pPr>
+      <w:r>
+        <w:rPr>
+          <w:rFonts w:ascii="Arial Unicode MS" w:hAnsi="Arial Unicode MS" w:eastAsia="Arial Unicode MS" w:cs="Arial Unicode MS"/>
+          <w:b w:val="0"/>
+          <w:i w:val="0"/>
+        </w:rPr>
+        <w:t>所管業務の予算立案、実施、予実差異分析への協力に関する事項</w:t>
+      </w:r>
+    </w:p>
+    <w:p>
+      <w:pPr>
+        <w:pStyle w:val="ListNumber"/>
+        <w:spacing w:before="0" w:after="160" w:line="280" w:lineRule="auto"/>
+        <w:ind w:left="720" w:hanging="360"/>
+      </w:pPr>
+      <w:r>
+        <w:rPr>
+          <w:rFonts w:ascii="Arial Unicode MS" w:hAnsi="Arial Unicode MS" w:eastAsia="Arial Unicode MS" w:cs="Arial Unicode MS"/>
+          <w:b w:val="0"/>
+          <w:i w:val="0"/>
+        </w:rPr>
+        <w:t>所管業務に関する稟議、契約、発注、検収、請求、回収に必要な資料作成に関する事項</w:t>
+      </w:r>
+    </w:p>
+    <w:p>
+      <w:pPr>
+        <w:pStyle w:val="ListNumber"/>
+        <w:spacing w:before="0" w:after="160" w:line="280" w:lineRule="auto"/>
+        <w:ind w:left="720" w:hanging="360"/>
+      </w:pPr>
+      <w:r>
+        <w:rPr>
+          <w:rFonts w:ascii="Arial Unicode MS" w:hAnsi="Arial Unicode MS" w:eastAsia="Arial Unicode MS" w:cs="Arial Unicode MS"/>
+          <w:b w:val="0"/>
+          <w:i w:val="0"/>
+        </w:rPr>
+        <w:t>所管業務に関する規程、マニュアル、承認ルールの遵守に関する事項</w:t>
+      </w:r>
+    </w:p>
+    <w:p>
+      <w:pPr>
+        <w:pStyle w:val="ListNumber"/>
+        <w:spacing w:before="0" w:after="160" w:line="280" w:lineRule="auto"/>
+        <w:ind w:left="720" w:hanging="360"/>
+      </w:pPr>
+      <w:r>
+        <w:rPr>
+          <w:rFonts w:ascii="Arial Unicode MS" w:hAnsi="Arial Unicode MS" w:eastAsia="Arial Unicode MS" w:cs="Arial Unicode MS"/>
+          <w:b w:val="0"/>
+          <w:i w:val="0"/>
+        </w:rPr>
+        <w:t>クレーム、事故、不正、法令違反又はそのおそれの報告に関する事項</w:t>
+      </w:r>
+    </w:p>
+    <w:p>
+      <w:pPr>
+        <w:pStyle w:val="ListNumber"/>
+        <w:spacing w:before="0" w:after="160" w:line="280" w:lineRule="auto"/>
+        <w:ind w:left="720" w:hanging="360"/>
+      </w:pPr>
+      <w:r>
+        <w:rPr>
+          <w:rFonts w:ascii="Arial Unicode MS" w:hAnsi="Arial Unicode MS" w:eastAsia="Arial Unicode MS" w:cs="Arial Unicode MS"/>
+          <w:b w:val="0"/>
+          <w:i w:val="0"/>
+        </w:rPr>
+        <w:t>所管業務に関する情報セキュリティ、個人情報保護、秘密保持に関する事項</w:t>
+      </w:r>
+    </w:p>
+    <w:p>
+      <w:pPr>
+        <w:pStyle w:val="ListNumber"/>
+        <w:spacing w:before="0" w:after="160" w:line="280" w:lineRule="auto"/>
+        <w:ind w:left="720" w:hanging="360"/>
+      </w:pPr>
+      <w:r>
+        <w:rPr>
+          <w:rFonts w:ascii="Arial Unicode MS" w:hAnsi="Arial Unicode MS" w:eastAsia="Arial Unicode MS" w:cs="Arial Unicode MS"/>
+          <w:b w:val="0"/>
+          <w:i w:val="0"/>
+        </w:rPr>
+        <w:t>その他所管業務の遂行に必要な事項</w:t>
       </w:r>
     </w:p>
     <w:p>
@@ -183,7 +316,7 @@
           <w:b w:val="0"/>
           <w:i w:val="0"/>
         </w:rPr>
-        <w:t>第2章 管理本部</w:t>
+        <w:t>別表1：各組織単位の業務分掌</w:t>
       </w:r>
     </w:p>
     <w:p>
@@ -196,7 +329,7 @@
           <w:b w:val="0"/>
           <w:i w:val="0"/>
         </w:rPr>
-        <w:t>第4条（管理本部の分掌）</w:t>
+        <w:t>1. 管理本部</w:t>
       </w:r>
     </w:p>
     <w:p>
@@ -372,7 +505,7 @@
           <w:b w:val="0"/>
           <w:i w:val="0"/>
         </w:rPr>
-        <w:t>第5条（総務の分掌）</w:t>
+        <w:t>2. 総務</w:t>
       </w:r>
     </w:p>
     <w:p>
@@ -398,7 +531,7 @@
           <w:b w:val="0"/>
           <w:i w:val="0"/>
         </w:rPr>
-        <w:t>第6条（人事の分掌）</w:t>
+        <w:t>3. 人事</w:t>
       </w:r>
     </w:p>
     <w:p>
@@ -424,7 +557,7 @@
           <w:b w:val="0"/>
           <w:i w:val="0"/>
         </w:rPr>
-        <w:t>第7条（広報部の分掌）</w:t>
+        <w:t>4. 広報部</w:t>
       </w:r>
     </w:p>
     <w:p>
@@ -450,7 +583,7 @@
           <w:b w:val="0"/>
           <w:i w:val="0"/>
         </w:rPr>
-        <w:t>第8条（法務部の分掌）</w:t>
+        <w:t>5. 法務部</w:t>
       </w:r>
     </w:p>
     <w:p>
@@ -483,19 +616,6 @@
     </w:p>
     <w:p>
       <w:pPr>
-        <w:pStyle w:val="Heading1"/>
-      </w:pPr>
-      <w:r>
-        <w:rPr>
-          <w:rFonts w:ascii="Arial Unicode MS" w:hAnsi="Arial Unicode MS" w:eastAsia="Arial Unicode MS" w:cs="Arial Unicode MS"/>
-          <w:b w:val="0"/>
-          <w:i w:val="0"/>
-        </w:rPr>
-        <w:t>第3章 事業部門</w:t>
-      </w:r>
-    </w:p>
-    <w:p>
-      <w:pPr>
         <w:pStyle w:val="Heading2"/>
       </w:pPr>
       <w:r>
@@ -504,7 +624,7 @@
           <w:b w:val="0"/>
           <w:i w:val="0"/>
         </w:rPr>
-        <w:t>第9条（営業部の分掌）</w:t>
+        <w:t>6. 営業部</w:t>
       </w:r>
     </w:p>
     <w:p>
@@ -620,7 +740,7 @@
           <w:b w:val="0"/>
           <w:i w:val="0"/>
         </w:rPr>
-        <w:t>第10条（研修事業部の分掌）</w:t>
+        <w:t>7. 研修事業部</w:t>
       </w:r>
     </w:p>
     <w:p>
@@ -721,7 +841,7 @@
           <w:b w:val="0"/>
           <w:i w:val="0"/>
         </w:rPr>
-        <w:t>第11条（開発部の分掌）</w:t>
+        <w:t>8. 開発部</w:t>
       </w:r>
     </w:p>
     <w:p>
@@ -822,7 +942,7 @@
           <w:b w:val="0"/>
           <w:i w:val="0"/>
         </w:rPr>
-        <w:t>第12条（新規事業部の分掌）</w:t>
+        <w:t>9. 新規事業部</w:t>
       </w:r>
     </w:p>
     <w:p>
@@ -930,19 +1050,6 @@
     </w:p>
     <w:p>
       <w:pPr>
-        <w:pStyle w:val="Heading1"/>
-      </w:pPr>
-      <w:r>
-        <w:rPr>
-          <w:rFonts w:ascii="Arial Unicode MS" w:hAnsi="Arial Unicode MS" w:eastAsia="Arial Unicode MS" w:cs="Arial Unicode MS"/>
-          <w:b w:val="0"/>
-          <w:i w:val="0"/>
-        </w:rPr>
-        <w:t>第4章 共通業務</w:t>
-      </w:r>
-    </w:p>
-    <w:p>
-      <w:pPr>
         <w:pStyle w:val="Heading2"/>
       </w:pPr>
       <w:r>
@@ -951,121 +1058,7 @@
           <w:b w:val="0"/>
           <w:i w:val="0"/>
         </w:rPr>
-        <w:t>第13条（各部門共通の責務）</w:t>
-      </w:r>
-    </w:p>
-    <w:p>
-      <w:pPr>
-        <w:spacing w:before="0" w:after="120" w:line="264" w:lineRule="auto"/>
-      </w:pPr>
-      <w:r>
-        <w:rPr>
-          <w:rFonts w:ascii="Arial Unicode MS" w:hAnsi="Arial Unicode MS" w:eastAsia="Arial Unicode MS" w:cs="Arial Unicode MS"/>
-          <w:b w:val="0"/>
-          <w:i w:val="0"/>
-        </w:rPr>
-        <w:t>各部門は、次の事項を共通して行う。</w:t>
-      </w:r>
-    </w:p>
-    <w:p>
-      <w:pPr>
-        <w:pStyle w:val="ListNumber"/>
-        <w:spacing w:before="0" w:after="160" w:line="280" w:lineRule="auto"/>
-        <w:ind w:left="720" w:hanging="360"/>
-      </w:pPr>
-      <w:r>
-        <w:rPr>
-          <w:rFonts w:ascii="Arial Unicode MS" w:hAnsi="Arial Unicode MS" w:eastAsia="Arial Unicode MS" w:cs="Arial Unicode MS"/>
-          <w:b w:val="0"/>
-          <w:i w:val="0"/>
-        </w:rPr>
-        <w:t>分掌業務に関する計画、実績、課題の報告</w:t>
-      </w:r>
-    </w:p>
-    <w:p>
-      <w:pPr>
-        <w:pStyle w:val="ListNumber"/>
-        <w:spacing w:before="0" w:after="160" w:line="280" w:lineRule="auto"/>
-        <w:ind w:left="720" w:hanging="360"/>
-      </w:pPr>
-      <w:r>
-        <w:rPr>
-          <w:rFonts w:ascii="Arial Unicode MS" w:hAnsi="Arial Unicode MS" w:eastAsia="Arial Unicode MS" w:cs="Arial Unicode MS"/>
-          <w:b w:val="0"/>
-          <w:i w:val="0"/>
-        </w:rPr>
-        <w:t>予算策定及び予実差異分析への協力</w:t>
-      </w:r>
-    </w:p>
-    <w:p>
-      <w:pPr>
-        <w:pStyle w:val="ListNumber"/>
-        <w:spacing w:before="0" w:after="160" w:line="280" w:lineRule="auto"/>
-        <w:ind w:left="720" w:hanging="360"/>
-      </w:pPr>
-      <w:r>
-        <w:rPr>
-          <w:rFonts w:ascii="Arial Unicode MS" w:hAnsi="Arial Unicode MS" w:eastAsia="Arial Unicode MS" w:cs="Arial Unicode MS"/>
-          <w:b w:val="0"/>
-          <w:i w:val="0"/>
-        </w:rPr>
-        <w:t>稟議、契約、発注、検収、請求、回収に必要な資料の作成</w:t>
-      </w:r>
-    </w:p>
-    <w:p>
-      <w:pPr>
-        <w:pStyle w:val="ListNumber"/>
-        <w:spacing w:before="0" w:after="160" w:line="280" w:lineRule="auto"/>
-        <w:ind w:left="720" w:hanging="360"/>
-      </w:pPr>
-      <w:r>
-        <w:rPr>
-          <w:rFonts w:ascii="Arial Unicode MS" w:hAnsi="Arial Unicode MS" w:eastAsia="Arial Unicode MS" w:cs="Arial Unicode MS"/>
-          <w:b w:val="0"/>
-          <w:i w:val="0"/>
-        </w:rPr>
-        <w:t>クレーム、事故、不正、法令違反又はそのおそれの報告</w:t>
-      </w:r>
-    </w:p>
-    <w:p>
-      <w:pPr>
-        <w:pStyle w:val="ListNumber"/>
-        <w:spacing w:before="0" w:after="160" w:line="280" w:lineRule="auto"/>
-        <w:ind w:left="720" w:hanging="360"/>
-      </w:pPr>
-      <w:r>
-        <w:rPr>
-          <w:rFonts w:ascii="Arial Unicode MS" w:hAnsi="Arial Unicode MS" w:eastAsia="Arial Unicode MS" w:cs="Arial Unicode MS"/>
-          <w:b w:val="0"/>
-          <w:i w:val="0"/>
-        </w:rPr>
-        <w:t>規程、マニュアル、承認ルールの遵守</w:t>
-      </w:r>
-    </w:p>
-    <w:p>
-      <w:pPr>
-        <w:pStyle w:val="Heading1"/>
-      </w:pPr>
-      <w:r>
-        <w:rPr>
-          <w:rFonts w:ascii="Arial Unicode MS" w:hAnsi="Arial Unicode MS" w:eastAsia="Arial Unicode MS" w:cs="Arial Unicode MS"/>
-          <w:b w:val="0"/>
-          <w:i w:val="0"/>
-        </w:rPr>
-        <w:t>第5章 経理及び支払</w:t>
-      </w:r>
-    </w:p>
-    <w:p>
-      <w:pPr>
-        <w:pStyle w:val="Heading2"/>
-      </w:pPr>
-      <w:r>
-        <w:rPr>
-          <w:rFonts w:ascii="Arial Unicode MS" w:hAnsi="Arial Unicode MS" w:eastAsia="Arial Unicode MS" w:cs="Arial Unicode MS"/>
-          <w:b w:val="0"/>
-          <w:i w:val="0"/>
-        </w:rPr>
-        <w:t>第14条（経理担当）</w:t>
+        <w:t>10. 経理及び支払</w:t>
       </w:r>
     </w:p>
     <w:p>
@@ -1098,20 +1091,9 @@
     </w:p>
     <w:p>
       <w:pPr>
-        <w:pStyle w:val="Heading2"/>
-      </w:pPr>
-      <w:r>
-        <w:rPr>
-          <w:rFonts w:ascii="Arial Unicode MS" w:hAnsi="Arial Unicode MS" w:eastAsia="Arial Unicode MS" w:cs="Arial Unicode MS"/>
-          <w:b w:val="0"/>
-          <w:i w:val="0"/>
-        </w:rPr>
-        <w:t>第15条（支払承認）</w:t>
-      </w:r>
-    </w:p>
-    <w:p>
-      <w:pPr>
-        <w:spacing w:before="0" w:after="120" w:line="264" w:lineRule="auto"/>
+        <w:pStyle w:val="ListNumber"/>
+        <w:spacing w:before="0" w:after="160" w:line="280" w:lineRule="auto"/>
+        <w:ind w:left="720" w:hanging="360"/>
       </w:pPr>
       <w:r>
         <w:rPr>
@@ -1147,7 +1129,7 @@
           <w:b w:val="0"/>
           <w:i w:val="0"/>
         </w:rPr>
-        <w:t>第16条（販売・購買・外注管理）</w:t>
+        <w:t>11. 販売・購買・外注管理</w:t>
       </w:r>
     </w:p>
     <w:p>
@@ -1203,7 +1185,7 @@
           <w:b w:val="0"/>
           <w:i w:val="0"/>
         </w:rPr>
-        <w:t>第6章 改廃</w:t>
+        <w:t>付則</w:t>
       </w:r>
     </w:p>
     <w:p>
@@ -1216,7 +1198,7 @@
           <w:b w:val="0"/>
           <w:i w:val="0"/>
         </w:rPr>
-        <w:t>第17条（改廃）</w:t>
+        <w:t>第1条（規程の改廃）</w:t>
       </w:r>
     </w:p>
     <w:p>
@@ -1229,12 +1211,12 @@
           <w:b w:val="0"/>
           <w:i w:val="0"/>
         </w:rPr>
-        <w:t>本規程の制定、改廃は、取締役会の決議による。</w:t>
+        <w:t>本規程の改廃は、規程管理規程による。</w:t>
       </w:r>
     </w:p>
     <w:p>
       <w:pPr>
-        <w:pStyle w:val="Heading1"/>
+        <w:pStyle w:val="Heading2"/>
       </w:pPr>
       <w:r>
         <w:rPr>
@@ -1242,7 +1224,7 @@
           <w:b w:val="0"/>
           <w:i w:val="0"/>
         </w:rPr>
-        <w:t>附則</w:t>
+        <w:t>第2条（実施期日）</w:t>
       </w:r>
     </w:p>
     <w:p>
@@ -1298,36 +1280,6 @@
           <w:b w:val="0"/>
           <w:i w:val="0"/>
         </w:rPr>
-        <w:t>経理実務は伊藤翔及び柿塚</w:t>
-      </w:r>
-    </w:p>
-    <w:p>
-      <w:pPr>
-        <w:pStyle w:val="ListBullet"/>
-        <w:spacing w:before="0" w:after="160" w:line="280" w:lineRule="auto"/>
-        <w:ind w:left="720" w:hanging="360"/>
-      </w:pPr>
-      <w:r>
-        <w:rPr>
-          <w:rFonts w:ascii="Arial Unicode MS" w:hAnsi="Arial Unicode MS" w:eastAsia="Arial Unicode MS" w:cs="Arial Unicode MS"/>
-          <w:b w:val="0"/>
-          <w:i w:val="0"/>
-        </w:rPr>
-        <w:t>支払、銀行振込、インターネットバンキング承認は伊藤翔</w:t>
-      </w:r>
-    </w:p>
-    <w:p>
-      <w:pPr>
-        <w:pStyle w:val="ListBullet"/>
-        <w:spacing w:before="0" w:after="160" w:line="280" w:lineRule="auto"/>
-        <w:ind w:left="720" w:hanging="360"/>
-      </w:pPr>
-      <w:r>
-        <w:rPr>
-          <w:rFonts w:ascii="Arial Unicode MS" w:hAnsi="Arial Unicode MS" w:eastAsia="Arial Unicode MS" w:cs="Arial Unicode MS"/>
-          <w:b w:val="0"/>
-          <w:i w:val="0"/>
-        </w:rPr>
         <w:t>取締役会・経営会議資料の作成担当者</w:t>
       </w:r>
     </w:p>
@@ -1343,52 +1295,7 @@
           <w:b w:val="0"/>
           <w:i w:val="0"/>
         </w:rPr>
-        <w:t>契約書は塚原確認後、伊藤翔が最終押印又は電子署名</w:t>
-      </w:r>
-    </w:p>
-    <w:p>
-      <w:pPr>
-        <w:pStyle w:val="ListBullet"/>
-        <w:spacing w:before="0" w:after="160" w:line="280" w:lineRule="auto"/>
-        <w:ind w:left="720" w:hanging="360"/>
-      </w:pPr>
-      <w:r>
-        <w:rPr>
-          <w:rFonts w:ascii="Arial Unicode MS" w:hAnsi="Arial Unicode MS" w:eastAsia="Arial Unicode MS" w:cs="Arial Unicode MS"/>
-          <w:b w:val="0"/>
-          <w:i w:val="0"/>
-        </w:rPr>
         <w:t>顧客情報、案件情報、開発情報の管理システム</w:t>
-      </w:r>
-    </w:p>
-    <w:p>
-      <w:pPr>
-        <w:pStyle w:val="ListBullet"/>
-        <w:spacing w:before="0" w:after="160" w:line="280" w:lineRule="auto"/>
-        <w:ind w:left="720" w:hanging="360"/>
-      </w:pPr>
-      <w:r>
-        <w:rPr>
-          <w:rFonts w:ascii="Arial Unicode MS" w:hAnsi="Arial Unicode MS" w:eastAsia="Arial Unicode MS" w:cs="Arial Unicode MS"/>
-          <w:b w:val="0"/>
-          <w:i w:val="0"/>
-        </w:rPr>
-        <w:t>取引先管理はNotion</w:t>
-      </w:r>
-    </w:p>
-    <w:p>
-      <w:pPr>
-        <w:pStyle w:val="ListBullet"/>
-        <w:spacing w:before="0" w:after="160" w:line="280" w:lineRule="auto"/>
-        <w:ind w:left="720" w:hanging="360"/>
-      </w:pPr>
-      <w:r>
-        <w:rPr>
-          <w:rFonts w:ascii="Arial Unicode MS" w:hAnsi="Arial Unicode MS" w:eastAsia="Arial Unicode MS" w:cs="Arial Unicode MS"/>
-          <w:b w:val="0"/>
-          <w:i w:val="0"/>
-        </w:rPr>
-        <w:t>見積書、契約書、請求書はマネーフォワード</w:t>
       </w:r>
     </w:p>
     <w:p>
@@ -1434,6 +1341,94 @@
           <w:i w:val="0"/>
         </w:rPr>
         <w:t>クレーム一次受付部門</w:t>
+      </w:r>
+    </w:p>
+    <w:p>
+      <w:pPr>
+        <w:pStyle w:val="Heading1"/>
+      </w:pPr>
+      <w:r>
+        <w:rPr>
+          <w:rFonts w:ascii="Arial Unicode MS" w:hAnsi="Arial Unicode MS" w:eastAsia="Arial Unicode MS" w:cs="Arial Unicode MS"/>
+          <w:b w:val="0"/>
+          <w:i w:val="0"/>
+        </w:rPr>
+        <w:t>現時点の前提メモ</w:t>
+      </w:r>
+    </w:p>
+    <w:p>
+      <w:pPr>
+        <w:pStyle w:val="ListBullet"/>
+        <w:spacing w:before="0" w:after="160" w:line="280" w:lineRule="auto"/>
+        <w:ind w:left="720" w:hanging="360"/>
+      </w:pPr>
+      <w:r>
+        <w:rPr>
+          <w:rFonts w:ascii="Arial Unicode MS" w:hAnsi="Arial Unicode MS" w:eastAsia="Arial Unicode MS" w:cs="Arial Unicode MS"/>
+          <w:b w:val="0"/>
+          <w:i w:val="0"/>
+        </w:rPr>
+        <w:t>経理実務は伊藤翔及び柿塚が担当する。</w:t>
+      </w:r>
+    </w:p>
+    <w:p>
+      <w:pPr>
+        <w:pStyle w:val="ListBullet"/>
+        <w:spacing w:before="0" w:after="160" w:line="280" w:lineRule="auto"/>
+        <w:ind w:left="720" w:hanging="360"/>
+      </w:pPr>
+      <w:r>
+        <w:rPr>
+          <w:rFonts w:ascii="Arial Unicode MS" w:hAnsi="Arial Unicode MS" w:eastAsia="Arial Unicode MS" w:cs="Arial Unicode MS"/>
+          <w:b w:val="0"/>
+          <w:i w:val="0"/>
+        </w:rPr>
+        <w:t>支払、銀行振込、インターネットバンキング承認は伊藤翔が行う。</w:t>
+      </w:r>
+    </w:p>
+    <w:p>
+      <w:pPr>
+        <w:pStyle w:val="ListBullet"/>
+        <w:spacing w:before="0" w:after="160" w:line="280" w:lineRule="auto"/>
+        <w:ind w:left="720" w:hanging="360"/>
+      </w:pPr>
+      <w:r>
+        <w:rPr>
+          <w:rFonts w:ascii="Arial Unicode MS" w:hAnsi="Arial Unicode MS" w:eastAsia="Arial Unicode MS" w:cs="Arial Unicode MS"/>
+          <w:b w:val="0"/>
+          <w:i w:val="0"/>
+        </w:rPr>
+        <w:t>契約書は塚原確認後、伊藤翔が最終押印又は電子署名を行う。</w:t>
+      </w:r>
+    </w:p>
+    <w:p>
+      <w:pPr>
+        <w:pStyle w:val="ListBullet"/>
+        <w:spacing w:before="0" w:after="160" w:line="280" w:lineRule="auto"/>
+        <w:ind w:left="720" w:hanging="360"/>
+      </w:pPr>
+      <w:r>
+        <w:rPr>
+          <w:rFonts w:ascii="Arial Unicode MS" w:hAnsi="Arial Unicode MS" w:eastAsia="Arial Unicode MS" w:cs="Arial Unicode MS"/>
+          <w:b w:val="0"/>
+          <w:i w:val="0"/>
+        </w:rPr>
+        <w:t>取引先管理はNotionを使用する。</w:t>
+      </w:r>
+    </w:p>
+    <w:p>
+      <w:pPr>
+        <w:pStyle w:val="ListBullet"/>
+        <w:spacing w:before="0" w:after="160" w:line="280" w:lineRule="auto"/>
+        <w:ind w:left="720" w:hanging="360"/>
+      </w:pPr>
+      <w:r>
+        <w:rPr>
+          <w:rFonts w:ascii="Arial Unicode MS" w:hAnsi="Arial Unicode MS" w:eastAsia="Arial Unicode MS" w:cs="Arial Unicode MS"/>
+          <w:b w:val="0"/>
+          <w:i w:val="0"/>
+        </w:rPr>
+        <w:t>見積書、契約書、請求書はマネーフォワードを使用する。</w:t>
       </w:r>
     </w:p>
     <w:sectPr>

--- a/02_Word規程ドラフト/業務分掌規程_ドラフト.docx
+++ b/02_Word規程ドラフト/業務分掌規程_ドラフト.docx
@@ -611,7 +611,7 @@
           <w:b w:val="0"/>
           <w:i w:val="0"/>
         </w:rPr>
-        <w:t>契約書の締結にあたっては、塚原が契約内容を確認し、代表取締役社長が最終押印又は電子署名を行う。</w:t>
+        <w:t>契約書の締結にあたっては、管理部が主管し、必要に応じて塚原（業務委託）が契約内容の確認を支援し、代表取締役社長が最終押印又は電子署名を行う。</w:t>
       </w:r>
     </w:p>
     <w:p>
@@ -934,6 +934,21 @@
     </w:p>
     <w:p>
       <w:pPr>
+        <w:pStyle w:val="ListNumber"/>
+        <w:spacing w:before="0" w:after="160" w:line="280" w:lineRule="auto"/>
+        <w:ind w:left="720" w:hanging="360"/>
+      </w:pPr>
+      <w:r>
+        <w:rPr>
+          <w:rFonts w:ascii="Arial Unicode MS" w:hAnsi="Arial Unicode MS" w:eastAsia="Arial Unicode MS" w:cs="Arial Unicode MS"/>
+          <w:b w:val="0"/>
+          <w:i w:val="0"/>
+        </w:rPr>
+        <w:t>SaaS事業部に関する企画、開発、運用、保守、改善、障害対応及び利用者管理</w:t>
+      </w:r>
+    </w:p>
+    <w:p>
+      <w:pPr>
         <w:pStyle w:val="Heading2"/>
       </w:pPr>
       <w:r>
@@ -1000,37 +1015,7 @@
           <w:b w:val="0"/>
           <w:i w:val="0"/>
         </w:rPr>
-        <w:t>ロムちゃん（ローカルLLM）の企画、販売、運営管理</w:t>
-      </w:r>
-    </w:p>
-    <w:p>
-      <w:pPr>
-        <w:pStyle w:val="ListNumber"/>
-        <w:spacing w:before="0" w:after="160" w:line="280" w:lineRule="auto"/>
-        <w:ind w:left="720" w:hanging="360"/>
-      </w:pPr>
-      <w:r>
-        <w:rPr>
-          <w:rFonts w:ascii="Arial Unicode MS" w:hAnsi="Arial Unicode MS" w:eastAsia="Arial Unicode MS" w:cs="Arial Unicode MS"/>
-          <w:b w:val="0"/>
-          <w:i w:val="0"/>
-        </w:rPr>
-        <w:t>すぐつくAIの企画、販売、運営管理</w:t>
-      </w:r>
-    </w:p>
-    <w:p>
-      <w:pPr>
-        <w:pStyle w:val="ListNumber"/>
-        <w:spacing w:before="0" w:after="160" w:line="280" w:lineRule="auto"/>
-        <w:ind w:left="720" w:hanging="360"/>
-      </w:pPr>
-      <w:r>
-        <w:rPr>
-          <w:rFonts w:ascii="Arial Unicode MS" w:hAnsi="Arial Unicode MS" w:eastAsia="Arial Unicode MS" w:cs="Arial Unicode MS"/>
-          <w:b w:val="0"/>
-          <w:i w:val="0"/>
-        </w:rPr>
-        <w:t>Context Chatの企画、販売、運営管理</w:t>
+        <w:t>キャリアコーチング事業の企画、販売、運営管理</w:t>
       </w:r>
     </w:p>
     <w:p>
@@ -1398,7 +1383,7 @@
           <w:b w:val="0"/>
           <w:i w:val="0"/>
         </w:rPr>
-        <w:t>契約書は塚原確認後、伊藤翔が最終押印又は電子署名を行う。</w:t>
+        <w:t>契約書は管理部主管で確認し、必要に応じて塚原（業務委託）が確認支援を行った後、伊藤翔が最終押印又は電子署名を行う。</w:t>
       </w:r>
     </w:p>
     <w:p>
